--- a/Compiti_Funzioni_4L/Funzioni_Allenamento_3_Soluzioni_4L.docx
+++ b/Compiti_Funzioni_4L/Funzioni_Allenamento_3_Soluzioni_4L.docx
@@ -4825,7 +4825,7 @@
           <w:i/>
           <w:iCs/>
         </w:rPr>
-        <w:t xml:space="preserve">Fonte: pag. 39 n. 344 (stesso grafico)</w:t>
+        <w:t xml:space="preserve">Fonte: pag. 33 n. 284 (stesso grafico)</w:t>
       </w:r>
     </w:p>
     <w:p>
@@ -4938,15 +4938,23 @@
       </w:r>
       <m:oMath>
         <m:r>
-          <m:t>f(−3)</m:t>
+          <m:t>f(0)</m:t>
         </m:r>
       </m:oMath>
       <w:r>
-        <w:t xml:space="preserve"> e </w:t>
+        <w:t xml:space="preserve">, </w:t>
       </w:r>
       <m:oMath>
         <m:r>
-          <m:t>f(1)</m:t>
+          <m:t>f(3)</m:t>
+        </m:r>
+      </m:oMath>
+      <w:r>
+        <w:t xml:space="preserve"> e </w:t>
+      </w:r>
+      <m:oMath>
+        <m:r>
+          <m:t>f(6)</m:t>
         </m:r>
       </m:oMath>
       <w:r>
@@ -4980,7 +4988,7 @@
         </m:r>
       </m:oMath>
       <w:r>
-        <w:t xml:space="preserve"> è crescente, decrescente, costante?</w:t>
+        <w:t xml:space="preserve"> è crescente o decrescente?</w:t>
       </w:r>
     </w:p>
     <w:p>
@@ -5006,7 +5014,7 @@
       </w:r>
       <m:oMath>
         <m:r>
-          <m:t>f(x)=2</m:t>
+          <m:t>f(x)=−1</m:t>
         </m:r>
       </m:oMath>
       <w:r>
@@ -5060,7 +5068,7 @@
       </w:r>
       <m:oMath>
         <m:r>
-          <m:t>D=[−5; 2]</m:t>
+          <m:t>D=[−6; 6]</m:t>
         </m:r>
       </m:oMath>
       <w:r>
@@ -5072,7 +5080,7 @@
       </w:r>
       <m:oMath>
         <m:r>
-          <m:t>I=[−5; 5]</m:t>
+          <m:t>I=[−6; 5]</m:t>
         </m:r>
       </m:oMath>
     </w:p>
@@ -5097,7 +5105,7 @@
       </w:r>
       <m:oMath>
         <m:r>
-          <m:t>x=−4</m:t>
+          <m:t>x=−5</m:t>
         </m:r>
       </m:oMath>
       <w:r>
@@ -5105,7 +5113,7 @@
       </w:r>
       <m:oMath>
         <m:r>
-          <m:t>x=0</m:t>
+          <m:t>x=−1</m:t>
         </m:r>
       </m:oMath>
       <w:r>
@@ -5113,9 +5121,27 @@
       </w:r>
       <m:oMath>
         <m:r>
-          <m:t>x=2</m:t>
+          <m:t>x=1</m:t>
         </m:r>
       </m:oMath>
+      <w:r>
+        <w:t xml:space="preserve">, </w:t>
+      </w:r>
+      <m:oMath>
+        <m:r>
+          <m:t>x=5</m:t>
+        </m:r>
+      </m:oMath>
+      <w:r>
+        <w:t xml:space="preserve">: </w:t>
+      </w:r>
+      <w:r>
+        <w:rPr>
+          <w:b/>
+          <w:bCs/>
+        </w:rPr>
+        <w:t xml:space="preserve">4 zeri</w:t>
+      </w:r>
       <w:r>
         <w:t xml:space="preserve">.</w:t>
       </w:r>
@@ -5141,7 +5167,7 @@
       </w:r>
       <m:oMath>
         <m:r>
-          <m:t>f(−3)=5</m:t>
+          <m:t>f(0)=−2</m:t>
         </m:r>
       </m:oMath>
       <w:r>
@@ -5149,7 +5175,15 @@
       </w:r>
       <m:oMath>
         <m:r>
-          <m:t>f(1)=−3</m:t>
+          <m:t>f(3)=5</m:t>
+        </m:r>
+      </m:oMath>
+      <w:r>
+        <w:t xml:space="preserve">;  </w:t>
+      </w:r>
+      <m:oMath>
+        <m:r>
+          <m:t>f(6)=−6</m:t>
         </m:r>
       </m:oMath>
       <w:r>
@@ -5180,7 +5214,7 @@
       </w:r>
       <m:oMath>
         <m:r>
-          <m:t>[−5; −3]</m:t>
+          <m:t>[−6; −3]</m:t>
         </m:r>
       </m:oMath>
       <w:r>
@@ -5188,23 +5222,23 @@
       </w:r>
       <m:oMath>
         <m:r>
-          <m:t>[1; 2]</m:t>
+          <m:t>[0; 3]</m:t>
         </m:r>
       </m:oMath>
       <w:r>
-        <w:t xml:space="preserve">; costante in </w:t>
+        <w:t xml:space="preserve">; decrescente in </w:t>
       </w:r>
       <m:oMath>
         <m:r>
-          <m:t>[−3; −2]</m:t>
+          <m:t>[−3; 0]</m:t>
         </m:r>
       </m:oMath>
       <w:r>
-        <w:t xml:space="preserve">; decrescente in </w:t>
+        <w:t xml:space="preserve"> e in </w:t>
       </w:r>
       <m:oMath>
         <m:r>
-          <m:t>[−2; 1]</m:t>
+          <m:t>[3; 6]</m:t>
         </m:r>
       </m:oMath>
       <w:r>
@@ -5235,53 +5269,29 @@
       </w:r>
       <m:oMath>
         <m:r>
-          <m:t>y=2</m:t>
+          <m:t>y=−1</m:t>
         </m:r>
       </m:oMath>
       <w:r>
-        <w:t xml:space="preserve"> taglia la salita fra </w:t>
+        <w:t xml:space="preserve"> taglia la prima salita, la discesa verso </w:t>
       </w:r>
       <m:oMath>
         <m:r>
-          <m:t>(−4; 0)</m:t>
+          <m:t>(0; −2)</m:t>
         </m:r>
       </m:oMath>
       <w:r>
-        <w:t xml:space="preserve"> e </w:t>
-      </w:r>
-      <m:oMath>
-        <m:r>
-          <m:t>(−3; 5)</m:t>
-        </m:r>
-      </m:oMath>
-      <w:r>
-        <w:t xml:space="preserve"> e la discesa fra </w:t>
-      </w:r>
-      <m:oMath>
-        <m:r>
-          <m:t>(−2; 5)</m:t>
-        </m:r>
-      </m:oMath>
-      <w:r>
-        <w:t xml:space="preserve"> e </w:t>
-      </w:r>
-      <m:oMath>
-        <m:r>
-          <m:t>(0; 0)</m:t>
-        </m:r>
-      </m:oMath>
-      <w:r>
-        <w:t xml:space="preserve">: </w:t>
+        <w:t xml:space="preserve">, la risalita e l’ultima discesa: </w:t>
       </w:r>
       <w:r>
         <w:rPr>
           <w:b/>
           <w:bCs/>
         </w:rPr>
-        <w:t xml:space="preserve">2 soluzioni</w:t>
-      </w:r>
-      <w:r>
-        <w:t xml:space="preserve"> (l’ultimo tratto arriva solo a 0).</w:t>
+        <w:t xml:space="preserve">4 soluzioni</w:t>
+      </w:r>
+      <w:r>
+        <w:t xml:space="preserve">.</w:t>
       </w:r>
     </w:p>
     <w:p>
@@ -5818,7 +5828,7 @@
           <w:i/>
           <w:iCs/>
         </w:rPr>
-        <w:t xml:space="preserve">Fonte: pag. 18 n. 8; pag. 31 n. 275</w:t>
+        <w:t xml:space="preserve">Fonte: pag. 18 n. 8 e 14 (eserciziario); pag. 31 n. 275</w:t>
       </w:r>
     </w:p>
     <w:p>
@@ -5944,15 +5954,31 @@
       </w:r>
       <m:oMath>
         <m:r>
-          <m:t>g(x)=2x+4</m:t>
+          <m:t>g(x)=</m:t>
+        </m:r>
+        <m:sSup>
+          <m:sSupPr/>
+          <m:e>
+            <m:r>
+              <m:t>x</m:t>
+            </m:r>
+          </m:e>
+          <m:sup>
+            <m:r>
+              <m:t>2</m:t>
+            </m:r>
+          </m:sup>
+        </m:sSup>
+        <m:r>
+          <m:t>−5x</m:t>
         </m:r>
       </m:oMath>
       <w:r>
-        <w:t xml:space="preserve">, trova la controimmagine di </w:t>
+        <w:t xml:space="preserve">, trova le controimmagini di </w:t>
       </w:r>
       <m:oMath>
         <m:r>
-          <m:t>−2</m:t>
+          <m:t>6</m:t>
         </m:r>
       </m:oMath>
       <w:r>
@@ -6155,24 +6181,65 @@
         <w:t xml:space="preserve">b)  </w:t>
       </w:r>
       <m:oMath>
+        <m:sSup>
+          <m:sSupPr/>
+          <m:e>
+            <m:r>
+              <m:t>x</m:t>
+            </m:r>
+          </m:e>
+          <m:sup>
+            <m:r>
+              <m:t>2</m:t>
+            </m:r>
+          </m:sup>
+        </m:sSup>
         <m:r>
-          <m:t>2x+4=−2</m:t>
+          <m:t>−5x−6=0</m:t>
         </m:r>
       </m:oMath>
       <w:r>
-        <w:t xml:space="preserve"> ⇒ </w:t>
+        <w:t xml:space="preserve">, </w:t>
       </w:r>
       <m:oMath>
         <m:r>
-          <m:t>2x=−6</m:t>
+          <m:t>Δ=49</m:t>
         </m:r>
       </m:oMath>
       <w:r>
-        <w:t xml:space="preserve"> ⇒ </w:t>
+        <w:t xml:space="preserve">, </w:t>
       </w:r>
       <m:oMath>
         <m:r>
-          <m:t>x=−3</m:t>
+          <m:t>x=</m:t>
+        </m:r>
+        <m:f>
+          <m:num>
+            <m:r>
+              <m:t>5±7</m:t>
+            </m:r>
+          </m:num>
+          <m:den>
+            <m:r>
+              <m:t>2</m:t>
+            </m:r>
+          </m:den>
+        </m:f>
+      </m:oMath>
+      <w:r>
+        <w:t xml:space="preserve"> ⇒ </w:t>
+      </w:r>
+      <m:oMath>
+        <m:r>
+          <m:t>x=−1</m:t>
+        </m:r>
+      </m:oMath>
+      <w:r>
+        <w:t xml:space="preserve">, </w:t>
+      </w:r>
+      <m:oMath>
+        <m:r>
+          <m:t>x=6</m:t>
         </m:r>
       </m:oMath>
       <w:r>
@@ -6809,7 +6876,7 @@
           <w:i/>
           <w:iCs/>
         </w:rPr>
-        <w:t xml:space="preserve">Fonte: pag. 34 n. 296; pag. 36 n. 313</w:t>
+        <w:t xml:space="preserve">Fonte: pag. 34 n. 291 e pag. 36 n. 311 (eserciziario)</w:t>
       </w:r>
     </w:p>
     <w:p>
@@ -6870,13 +6937,13 @@
       </w:r>
       <m:oMath>
         <m:r>
-          <m:t>f(x)=(x−1</m:t>
+          <m:t>f(x)=</m:t>
         </m:r>
         <m:sSup>
           <m:sSupPr/>
           <m:e>
             <m:r>
-              <m:t>)</m:t>
+              <m:t>x</m:t>
             </m:r>
           </m:e>
           <m:sup>
@@ -6885,13 +6952,32 @@
             </m:r>
           </m:sup>
         </m:sSup>
+        <m:r>
+          <m:t>−1</m:t>
+        </m:r>
       </m:oMath>
       <w:r>
         <w:t xml:space="preserve"> e </w:t>
       </w:r>
       <m:oMath>
         <m:r>
-          <m:t>g(x)=x+3</m:t>
+          <m:t>g(x)=</m:t>
+        </m:r>
+        <m:sSup>
+          <m:sSupPr/>
+          <m:e>
+            <m:r>
+              <m:t>x</m:t>
+            </m:r>
+          </m:e>
+          <m:sup>
+            <m:r>
+              <m:t>2</m:t>
+            </m:r>
+          </m:sup>
+        </m:sSup>
+        <m:r>
+          <m:t>+1</m:t>
         </m:r>
       </m:oMath>
       <w:r>
@@ -6937,7 +7023,7 @@
       </w:r>
       <m:oMath>
         <m:r>
-          <m:t>h(x)=4x−2</m:t>
+          <m:t>h(x)=2x+1</m:t>
         </m:r>
       </m:oMath>
       <w:r>
@@ -6991,7 +7077,23 @@
       </w:r>
       <m:oMath>
         <m:r>
-          <m:t>(f∘g)(x)=(x+3−1</m:t>
+          <m:t>(f∘g)(x)=(</m:t>
+        </m:r>
+        <m:sSup>
+          <m:sSupPr/>
+          <m:e>
+            <m:r>
+              <m:t>x</m:t>
+            </m:r>
+          </m:e>
+          <m:sup>
+            <m:r>
+              <m:t>2</m:t>
+            </m:r>
+          </m:sup>
+        </m:sSup>
+        <m:r>
+          <m:t>+1</m:t>
         </m:r>
         <m:sSup>
           <m:sSupPr/>
@@ -7007,7 +7109,60 @@
           </m:sup>
         </m:sSup>
         <m:r>
-          <m:t>=(x+2</m:t>
+          <m:t>−1=</m:t>
+        </m:r>
+        <m:sSup>
+          <m:sSupPr/>
+          <m:e>
+            <m:r>
+              <m:t>x</m:t>
+            </m:r>
+          </m:e>
+          <m:sup>
+            <m:r>
+              <m:t>4</m:t>
+            </m:r>
+          </m:sup>
+        </m:sSup>
+        <m:r>
+          <m:t>+2</m:t>
+        </m:r>
+        <m:sSup>
+          <m:sSupPr/>
+          <m:e>
+            <m:r>
+              <m:t>x</m:t>
+            </m:r>
+          </m:e>
+          <m:sup>
+            <m:r>
+              <m:t>2</m:t>
+            </m:r>
+          </m:sup>
+        </m:sSup>
+      </m:oMath>
+      <w:r>
+        <w:t xml:space="preserve">;  </w:t>
+      </w:r>
+      <m:oMath>
+        <m:r>
+          <m:t>(g∘f)(x)=(</m:t>
+        </m:r>
+        <m:sSup>
+          <m:sSupPr/>
+          <m:e>
+            <m:r>
+              <m:t>x</m:t>
+            </m:r>
+          </m:e>
+          <m:sup>
+            <m:r>
+              <m:t>2</m:t>
+            </m:r>
+          </m:sup>
+        </m:sSup>
+        <m:r>
+          <m:t>−1</m:t>
         </m:r>
         <m:sSup>
           <m:sSupPr/>
@@ -7023,7 +7178,23 @@
           </m:sup>
         </m:sSup>
         <m:r>
-          <m:t>=</m:t>
+          <m:t>+1=</m:t>
+        </m:r>
+        <m:sSup>
+          <m:sSupPr/>
+          <m:e>
+            <m:r>
+              <m:t>x</m:t>
+            </m:r>
+          </m:e>
+          <m:sup>
+            <m:r>
+              <m:t>4</m:t>
+            </m:r>
+          </m:sup>
+        </m:sSup>
+        <m:r>
+          <m:t>−2</m:t>
         </m:r>
         <m:sSup>
           <m:sSupPr/>
@@ -7039,47 +7210,7 @@
           </m:sup>
         </m:sSup>
         <m:r>
-          <m:t>+4x+4</m:t>
-        </m:r>
-      </m:oMath>
-      <w:r>
-        <w:t xml:space="preserve">;  </w:t>
-      </w:r>
-      <m:oMath>
-        <m:r>
-          <m:t>(g∘f)(x)=(x−1</m:t>
-        </m:r>
-        <m:sSup>
-          <m:sSupPr/>
-          <m:e>
-            <m:r>
-              <m:t>)</m:t>
-            </m:r>
-          </m:e>
-          <m:sup>
-            <m:r>
-              <m:t>2</m:t>
-            </m:r>
-          </m:sup>
-        </m:sSup>
-        <m:r>
-          <m:t>+3=</m:t>
-        </m:r>
-        <m:sSup>
-          <m:sSupPr/>
-          <m:e>
-            <m:r>
-              <m:t>x</m:t>
-            </m:r>
-          </m:e>
-          <m:sup>
-            <m:r>
-              <m:t>2</m:t>
-            </m:r>
-          </m:sup>
-        </m:sSup>
-        <m:r>
-          <m:t>−2x+4</m:t>
+          <m:t>+2</m:t>
         </m:r>
       </m:oMath>
       <w:r>
@@ -7107,7 +7238,7 @@
       </w:r>
       <m:oMath>
         <m:r>
-          <m:t>x=4y−2</m:t>
+          <m:t>x=2y+1</m:t>
         </m:r>
       </m:oMath>
       <w:r>
@@ -7115,20 +7246,8 @@
       </w:r>
       <m:oMath>
         <m:r>
-          <m:t>y=</m:t>
+          <m:t>2y=x−1</m:t>
         </m:r>
-        <m:f>
-          <m:num>
-            <m:r>
-              <m:t>x+2</m:t>
-            </m:r>
-          </m:num>
-          <m:den>
-            <m:r>
-              <m:t>4</m:t>
-            </m:r>
-          </m:den>
-        </m:f>
       </m:oMath>
       <w:r>
         <w:t xml:space="preserve"> ⇒ </w:t>
@@ -7153,22 +7272,7 @@
         <m:f>
           <m:num>
             <m:r>
-              <m:t>1</m:t>
-            </m:r>
-          </m:num>
-          <m:den>
-            <m:r>
-              <m:t>4</m:t>
-            </m:r>
-          </m:den>
-        </m:f>
-        <m:r>
-          <m:t>x+</m:t>
-        </m:r>
-        <m:f>
-          <m:num>
-            <m:r>
-              <m:t>1</m:t>
+              <m:t>x−1</m:t>
             </m:r>
           </m:num>
           <m:den>
@@ -7811,7 +7915,7 @@
           <w:i/>
           <w:iCs/>
         </w:rPr>
-        <w:t xml:space="preserve">Fonte: pag. 21 n. 103</w:t>
+        <w:t xml:space="preserve">Fonte: pag. 21 n. 101 (ripetuto)</w:t>
       </w:r>
     </w:p>
     <w:p>
@@ -7867,40 +7971,14 @@
           <m:e>
             <m:f>
               <m:num>
-                <m:sSup>
-                  <m:sSupPr/>
-                  <m:e>
-                    <m:r>
-                      <m:t>x</m:t>
-                    </m:r>
-                  </m:e>
-                  <m:sup>
-                    <m:r>
-                      <m:t>2</m:t>
-                    </m:r>
-                  </m:sup>
-                </m:sSup>
                 <m:r>
-                  <m:t>−3x</m:t>
+                  <m:t>8−2x</m:t>
                 </m:r>
               </m:num>
               <m:den>
                 <m:r>
-                  <m:t>16−</m:t>
+                  <m:t>x</m:t>
                 </m:r>
-                <m:sSup>
-                  <m:sSupPr/>
-                  <m:e>
-                    <m:r>
-                      <m:t>x</m:t>
-                    </m:r>
-                  </m:e>
-                  <m:sup>
-                    <m:r>
-                      <m:t>2</m:t>
-                    </m:r>
-                  </m:sup>
-                </m:sSup>
               </m:den>
             </m:f>
           </m:e>
@@ -7938,815 +8016,6 @@
     </w:p>
     <w:p>
       <w:pPr>
-        <w:keepNext w:val=""/>
-        <w:spacing w:after="120"/>
-      </w:pPr>
-    </w:p>
-    <w:tbl>
-      <w:tblPr>
-        <w:tblW w:type="dxa" w:w="9000"/>
-        <w:tblBorders>
-          <w:top w:val="single" w:color="auto" w:sz="4"/>
-          <w:left w:val="single" w:color="auto" w:sz="4"/>
-          <w:bottom w:val="single" w:color="auto" w:sz="4"/>
-          <w:right w:val="single" w:color="auto" w:sz="4"/>
-          <w:insideH w:val="single" w:color="auto" w:sz="4"/>
-          <w:insideV w:val="single" w:color="auto" w:sz="4"/>
-        </w:tblBorders>
-      </w:tblPr>
-      <w:tblGrid>
-        <w:gridCol w:w="1500"/>
-        <w:gridCol w:w="1500"/>
-        <w:gridCol w:w="1500"/>
-        <w:gridCol w:w="1500"/>
-        <w:gridCol w:w="1500"/>
-        <w:gridCol w:w="1500"/>
-      </w:tblGrid>
-      <w:tr>
-        <w:trPr>
-          <w:cantSplit/>
-        </w:trPr>
-        <w:tc>
-          <w:tcPr>
-            <w:tcW w:type="dxa" w:w="1500"/>
-            <w:tcBorders>
-              <w:top w:val="single" w:color="A6A6A6" w:sz="4"/>
-              <w:left w:val="single" w:color="A6A6A6" w:sz="4"/>
-              <w:bottom w:val="single" w:color="A6A6A6" w:sz="4"/>
-              <w:right w:val="single" w:color="A6A6A6" w:sz="4"/>
-            </w:tcBorders>
-            <w:shd w:fill="DCE6F1" w:color="auto" w:val="clear"/>
-            <w:tcMar>
-              <w:top w:type="dxa" w:w="60"/>
-              <w:left w:type="dxa" w:w="90"/>
-              <w:bottom w:type="dxa" w:w="60"/>
-              <w:right w:type="dxa" w:w="90"/>
-            </w:tcMar>
-          </w:tcPr>
-          <w:p>
-            <w:pPr>
-              <w:keepNext/>
-              <w:spacing w:after="40"/>
-            </w:pPr>
-          </w:p>
-        </w:tc>
-        <w:tc>
-          <w:tcPr>
-            <w:tcW w:type="dxa" w:w="1500"/>
-            <w:tcBorders>
-              <w:top w:val="single" w:color="A6A6A6" w:sz="4"/>
-              <w:left w:val="single" w:color="A6A6A6" w:sz="4"/>
-              <w:bottom w:val="single" w:color="A6A6A6" w:sz="4"/>
-              <w:right w:val="single" w:color="A6A6A6" w:sz="4"/>
-            </w:tcBorders>
-            <w:shd w:fill="DCE6F1" w:color="auto" w:val="clear"/>
-            <w:tcMar>
-              <w:top w:type="dxa" w:w="60"/>
-              <w:left w:type="dxa" w:w="90"/>
-              <w:bottom w:type="dxa" w:w="60"/>
-              <w:right w:type="dxa" w:w="90"/>
-            </w:tcMar>
-          </w:tcPr>
-          <w:p>
-            <w:pPr>
-              <w:keepNext/>
-              <w:spacing w:after="40"/>
-              <w:jc w:val="center"/>
-            </w:pPr>
-            <w:r>
-              <w:rPr>
-                <w:b/>
-                <w:bCs/>
-              </w:rPr>
-              <w:t xml:space="preserve">x &lt; −4</w:t>
-            </w:r>
-          </w:p>
-        </w:tc>
-        <w:tc>
-          <w:tcPr>
-            <w:tcW w:type="dxa" w:w="1500"/>
-            <w:tcBorders>
-              <w:top w:val="single" w:color="A6A6A6" w:sz="4"/>
-              <w:left w:val="single" w:color="A6A6A6" w:sz="4"/>
-              <w:bottom w:val="single" w:color="A6A6A6" w:sz="4"/>
-              <w:right w:val="single" w:color="A6A6A6" w:sz="4"/>
-            </w:tcBorders>
-            <w:shd w:fill="DCE6F1" w:color="auto" w:val="clear"/>
-            <w:tcMar>
-              <w:top w:type="dxa" w:w="60"/>
-              <w:left w:type="dxa" w:w="90"/>
-              <w:bottom w:type="dxa" w:w="60"/>
-              <w:right w:type="dxa" w:w="90"/>
-            </w:tcMar>
-          </w:tcPr>
-          <w:p>
-            <w:pPr>
-              <w:keepNext/>
-              <w:spacing w:after="40"/>
-              <w:jc w:val="center"/>
-            </w:pPr>
-            <w:r>
-              <w:rPr>
-                <w:b/>
-                <w:bCs/>
-              </w:rPr>
-              <w:t xml:space="preserve">−4 / 0</w:t>
-            </w:r>
-          </w:p>
-        </w:tc>
-        <w:tc>
-          <w:tcPr>
-            <w:tcW w:type="dxa" w:w="1500"/>
-            <w:tcBorders>
-              <w:top w:val="single" w:color="A6A6A6" w:sz="4"/>
-              <w:left w:val="single" w:color="A6A6A6" w:sz="4"/>
-              <w:bottom w:val="single" w:color="A6A6A6" w:sz="4"/>
-              <w:right w:val="single" w:color="A6A6A6" w:sz="4"/>
-            </w:tcBorders>
-            <w:shd w:fill="DCE6F1" w:color="auto" w:val="clear"/>
-            <w:tcMar>
-              <w:top w:type="dxa" w:w="60"/>
-              <w:left w:type="dxa" w:w="90"/>
-              <w:bottom w:type="dxa" w:w="60"/>
-              <w:right w:type="dxa" w:w="90"/>
-            </w:tcMar>
-          </w:tcPr>
-          <w:p>
-            <w:pPr>
-              <w:keepNext/>
-              <w:spacing w:after="40"/>
-              <w:jc w:val="center"/>
-            </w:pPr>
-            <w:r>
-              <w:rPr>
-                <w:b/>
-                <w:bCs/>
-              </w:rPr>
-              <w:t xml:space="preserve">0 / 3</w:t>
-            </w:r>
-          </w:p>
-        </w:tc>
-        <w:tc>
-          <w:tcPr>
-            <w:tcW w:type="dxa" w:w="1500"/>
-            <w:tcBorders>
-              <w:top w:val="single" w:color="A6A6A6" w:sz="4"/>
-              <w:left w:val="single" w:color="A6A6A6" w:sz="4"/>
-              <w:bottom w:val="single" w:color="A6A6A6" w:sz="4"/>
-              <w:right w:val="single" w:color="A6A6A6" w:sz="4"/>
-            </w:tcBorders>
-            <w:shd w:fill="DCE6F1" w:color="auto" w:val="clear"/>
-            <w:tcMar>
-              <w:top w:type="dxa" w:w="60"/>
-              <w:left w:type="dxa" w:w="90"/>
-              <w:bottom w:type="dxa" w:w="60"/>
-              <w:right w:type="dxa" w:w="90"/>
-            </w:tcMar>
-          </w:tcPr>
-          <w:p>
-            <w:pPr>
-              <w:keepNext/>
-              <w:spacing w:after="40"/>
-              <w:jc w:val="center"/>
-            </w:pPr>
-            <w:r>
-              <w:rPr>
-                <w:b/>
-                <w:bCs/>
-              </w:rPr>
-              <w:t xml:space="preserve">3 / 4</w:t>
-            </w:r>
-          </w:p>
-        </w:tc>
-        <w:tc>
-          <w:tcPr>
-            <w:tcW w:type="dxa" w:w="1500"/>
-            <w:tcBorders>
-              <w:top w:val="single" w:color="A6A6A6" w:sz="4"/>
-              <w:left w:val="single" w:color="A6A6A6" w:sz="4"/>
-              <w:bottom w:val="single" w:color="A6A6A6" w:sz="4"/>
-              <w:right w:val="single" w:color="A6A6A6" w:sz="4"/>
-            </w:tcBorders>
-            <w:shd w:fill="DCE6F1" w:color="auto" w:val="clear"/>
-            <w:tcMar>
-              <w:top w:type="dxa" w:w="60"/>
-              <w:left w:type="dxa" w:w="90"/>
-              <w:bottom w:type="dxa" w:w="60"/>
-              <w:right w:type="dxa" w:w="90"/>
-            </w:tcMar>
-          </w:tcPr>
-          <w:p>
-            <w:pPr>
-              <w:keepNext/>
-              <w:spacing w:after="40"/>
-              <w:jc w:val="center"/>
-            </w:pPr>
-            <w:r>
-              <w:rPr>
-                <w:b/>
-                <w:bCs/>
-              </w:rPr>
-              <w:t xml:space="preserve">x &gt; 4</w:t>
-            </w:r>
-          </w:p>
-        </w:tc>
-      </w:tr>
-      <w:tr>
-        <w:trPr>
-          <w:cantSplit/>
-        </w:trPr>
-        <w:tc>
-          <w:tcPr>
-            <w:tcW w:type="dxa" w:w="1500"/>
-            <w:tcBorders>
-              <w:top w:val="single" w:color="A6A6A6" w:sz="4"/>
-              <w:left w:val="single" w:color="A6A6A6" w:sz="4"/>
-              <w:bottom w:val="single" w:color="A6A6A6" w:sz="4"/>
-              <w:right w:val="single" w:color="A6A6A6" w:sz="4"/>
-            </w:tcBorders>
-            <w:shd w:fill="F2F2F2" w:color="auto" w:val="clear"/>
-            <w:tcMar>
-              <w:top w:type="dxa" w:w="60"/>
-              <w:left w:type="dxa" w:w="90"/>
-              <w:bottom w:type="dxa" w:w="60"/>
-              <w:right w:type="dxa" w:w="90"/>
-            </w:tcMar>
-          </w:tcPr>
-          <w:p>
-            <w:pPr>
-              <w:keepNext/>
-              <w:spacing w:after="40"/>
-            </w:pPr>
-            <w:r>
-              <w:rPr>
-                <w:b/>
-                <w:bCs/>
-              </w:rPr>
-              <w:t xml:space="preserve">N</w:t>
-            </w:r>
-          </w:p>
-        </w:tc>
-        <w:tc>
-          <w:tcPr>
-            <w:tcW w:type="dxa" w:w="1500"/>
-            <w:tcBorders>
-              <w:top w:val="single" w:color="A6A6A6" w:sz="4"/>
-              <w:left w:val="single" w:color="A6A6A6" w:sz="4"/>
-              <w:bottom w:val="single" w:color="A6A6A6" w:sz="4"/>
-              <w:right w:val="single" w:color="A6A6A6" w:sz="4"/>
-            </w:tcBorders>
-            <w:shd w:fill="D6E6F7" w:color="auto" w:val="clear"/>
-            <w:tcMar>
-              <w:top w:type="dxa" w:w="60"/>
-              <w:left w:type="dxa" w:w="90"/>
-              <w:bottom w:type="dxa" w:w="60"/>
-              <w:right w:type="dxa" w:w="90"/>
-            </w:tcMar>
-          </w:tcPr>
-          <w:p>
-            <w:pPr>
-              <w:keepNext/>
-              <w:spacing w:after="40"/>
-              <w:jc w:val="center"/>
-            </w:pPr>
-            <w:r>
-              <w:rPr>
-                <w:b/>
-                <w:bCs/>
-              </w:rPr>
-              <w:t xml:space="preserve">+</w:t>
-            </w:r>
-          </w:p>
-        </w:tc>
-        <w:tc>
-          <w:tcPr>
-            <w:tcW w:type="dxa" w:w="1500"/>
-            <w:tcBorders>
-              <w:top w:val="single" w:color="A6A6A6" w:sz="4"/>
-              <w:left w:val="single" w:color="A6A6A6" w:sz="4"/>
-              <w:bottom w:val="single" w:color="A6A6A6" w:sz="4"/>
-              <w:right w:val="single" w:color="A6A6A6" w:sz="4"/>
-            </w:tcBorders>
-            <w:shd w:fill="D6E6F7" w:color="auto" w:val="clear"/>
-            <w:tcMar>
-              <w:top w:type="dxa" w:w="60"/>
-              <w:left w:type="dxa" w:w="90"/>
-              <w:bottom w:type="dxa" w:w="60"/>
-              <w:right w:type="dxa" w:w="90"/>
-            </w:tcMar>
-          </w:tcPr>
-          <w:p>
-            <w:pPr>
-              <w:keepNext/>
-              <w:spacing w:after="40"/>
-              <w:jc w:val="center"/>
-            </w:pPr>
-            <w:r>
-              <w:rPr>
-                <w:b/>
-                <w:bCs/>
-              </w:rPr>
-              <w:t xml:space="preserve">+</w:t>
-            </w:r>
-          </w:p>
-        </w:tc>
-        <w:tc>
-          <w:tcPr>
-            <w:tcW w:type="dxa" w:w="1500"/>
-            <w:tcBorders>
-              <w:top w:val="single" w:color="A6A6A6" w:sz="4"/>
-              <w:left w:val="single" w:color="A6A6A6" w:sz="4"/>
-              <w:bottom w:val="single" w:color="A6A6A6" w:sz="4"/>
-              <w:right w:val="single" w:color="A6A6A6" w:sz="4"/>
-            </w:tcBorders>
-            <w:shd w:fill="FADBD0" w:color="auto" w:val="clear"/>
-            <w:tcMar>
-              <w:top w:type="dxa" w:w="60"/>
-              <w:left w:type="dxa" w:w="90"/>
-              <w:bottom w:type="dxa" w:w="60"/>
-              <w:right w:type="dxa" w:w="90"/>
-            </w:tcMar>
-          </w:tcPr>
-          <w:p>
-            <w:pPr>
-              <w:keepNext/>
-              <w:spacing w:after="40"/>
-              <w:jc w:val="center"/>
-            </w:pPr>
-            <w:r>
-              <w:rPr>
-                <w:b/>
-                <w:bCs/>
-              </w:rPr>
-              <w:t xml:space="preserve">−</w:t>
-            </w:r>
-          </w:p>
-        </w:tc>
-        <w:tc>
-          <w:tcPr>
-            <w:tcW w:type="dxa" w:w="1500"/>
-            <w:tcBorders>
-              <w:top w:val="single" w:color="A6A6A6" w:sz="4"/>
-              <w:left w:val="single" w:color="A6A6A6" w:sz="4"/>
-              <w:bottom w:val="single" w:color="A6A6A6" w:sz="4"/>
-              <w:right w:val="single" w:color="A6A6A6" w:sz="4"/>
-            </w:tcBorders>
-            <w:shd w:fill="D6E6F7" w:color="auto" w:val="clear"/>
-            <w:tcMar>
-              <w:top w:type="dxa" w:w="60"/>
-              <w:left w:type="dxa" w:w="90"/>
-              <w:bottom w:type="dxa" w:w="60"/>
-              <w:right w:type="dxa" w:w="90"/>
-            </w:tcMar>
-          </w:tcPr>
-          <w:p>
-            <w:pPr>
-              <w:keepNext/>
-              <w:spacing w:after="40"/>
-              <w:jc w:val="center"/>
-            </w:pPr>
-            <w:r>
-              <w:rPr>
-                <w:b/>
-                <w:bCs/>
-              </w:rPr>
-              <w:t xml:space="preserve">+</w:t>
-            </w:r>
-          </w:p>
-        </w:tc>
-        <w:tc>
-          <w:tcPr>
-            <w:tcW w:type="dxa" w:w="1500"/>
-            <w:tcBorders>
-              <w:top w:val="single" w:color="A6A6A6" w:sz="4"/>
-              <w:left w:val="single" w:color="A6A6A6" w:sz="4"/>
-              <w:bottom w:val="single" w:color="A6A6A6" w:sz="4"/>
-              <w:right w:val="single" w:color="A6A6A6" w:sz="4"/>
-            </w:tcBorders>
-            <w:shd w:fill="D6E6F7" w:color="auto" w:val="clear"/>
-            <w:tcMar>
-              <w:top w:type="dxa" w:w="60"/>
-              <w:left w:type="dxa" w:w="90"/>
-              <w:bottom w:type="dxa" w:w="60"/>
-              <w:right w:type="dxa" w:w="90"/>
-            </w:tcMar>
-          </w:tcPr>
-          <w:p>
-            <w:pPr>
-              <w:keepNext/>
-              <w:spacing w:after="40"/>
-              <w:jc w:val="center"/>
-            </w:pPr>
-            <w:r>
-              <w:rPr>
-                <w:b/>
-                <w:bCs/>
-              </w:rPr>
-              <w:t xml:space="preserve">+</w:t>
-            </w:r>
-          </w:p>
-        </w:tc>
-      </w:tr>
-      <w:tr>
-        <w:trPr>
-          <w:cantSplit/>
-        </w:trPr>
-        <w:tc>
-          <w:tcPr>
-            <w:tcW w:type="dxa" w:w="1500"/>
-            <w:tcBorders>
-              <w:top w:val="single" w:color="A6A6A6" w:sz="4"/>
-              <w:left w:val="single" w:color="A6A6A6" w:sz="4"/>
-              <w:bottom w:val="single" w:color="A6A6A6" w:sz="4"/>
-              <w:right w:val="single" w:color="A6A6A6" w:sz="4"/>
-            </w:tcBorders>
-            <w:shd w:fill="F2F2F2" w:color="auto" w:val="clear"/>
-            <w:tcMar>
-              <w:top w:type="dxa" w:w="60"/>
-              <w:left w:type="dxa" w:w="90"/>
-              <w:bottom w:type="dxa" w:w="60"/>
-              <w:right w:type="dxa" w:w="90"/>
-            </w:tcMar>
-          </w:tcPr>
-          <w:p>
-            <w:pPr>
-              <w:keepNext/>
-              <w:spacing w:after="40"/>
-            </w:pPr>
-            <w:r>
-              <w:rPr>
-                <w:b/>
-                <w:bCs/>
-              </w:rPr>
-              <w:t xml:space="preserve">D</w:t>
-            </w:r>
-          </w:p>
-        </w:tc>
-        <w:tc>
-          <w:tcPr>
-            <w:tcW w:type="dxa" w:w="1500"/>
-            <w:tcBorders>
-              <w:top w:val="single" w:color="A6A6A6" w:sz="4"/>
-              <w:left w:val="single" w:color="A6A6A6" w:sz="4"/>
-              <w:bottom w:val="single" w:color="A6A6A6" w:sz="4"/>
-              <w:right w:val="single" w:color="A6A6A6" w:sz="4"/>
-            </w:tcBorders>
-            <w:shd w:fill="FADBD0" w:color="auto" w:val="clear"/>
-            <w:tcMar>
-              <w:top w:type="dxa" w:w="60"/>
-              <w:left w:type="dxa" w:w="90"/>
-              <w:bottom w:type="dxa" w:w="60"/>
-              <w:right w:type="dxa" w:w="90"/>
-            </w:tcMar>
-          </w:tcPr>
-          <w:p>
-            <w:pPr>
-              <w:keepNext/>
-              <w:spacing w:after="40"/>
-              <w:jc w:val="center"/>
-            </w:pPr>
-            <w:r>
-              <w:rPr>
-                <w:b/>
-                <w:bCs/>
-              </w:rPr>
-              <w:t xml:space="preserve">−</w:t>
-            </w:r>
-          </w:p>
-        </w:tc>
-        <w:tc>
-          <w:tcPr>
-            <w:tcW w:type="dxa" w:w="1500"/>
-            <w:tcBorders>
-              <w:top w:val="single" w:color="A6A6A6" w:sz="4"/>
-              <w:left w:val="single" w:color="A6A6A6" w:sz="4"/>
-              <w:bottom w:val="single" w:color="A6A6A6" w:sz="4"/>
-              <w:right w:val="single" w:color="A6A6A6" w:sz="4"/>
-            </w:tcBorders>
-            <w:shd w:fill="D6E6F7" w:color="auto" w:val="clear"/>
-            <w:tcMar>
-              <w:top w:type="dxa" w:w="60"/>
-              <w:left w:type="dxa" w:w="90"/>
-              <w:bottom w:type="dxa" w:w="60"/>
-              <w:right w:type="dxa" w:w="90"/>
-            </w:tcMar>
-          </w:tcPr>
-          <w:p>
-            <w:pPr>
-              <w:keepNext/>
-              <w:spacing w:after="40"/>
-              <w:jc w:val="center"/>
-            </w:pPr>
-            <w:r>
-              <w:rPr>
-                <w:b/>
-                <w:bCs/>
-              </w:rPr>
-              <w:t xml:space="preserve">+</w:t>
-            </w:r>
-          </w:p>
-        </w:tc>
-        <w:tc>
-          <w:tcPr>
-            <w:tcW w:type="dxa" w:w="1500"/>
-            <w:tcBorders>
-              <w:top w:val="single" w:color="A6A6A6" w:sz="4"/>
-              <w:left w:val="single" w:color="A6A6A6" w:sz="4"/>
-              <w:bottom w:val="single" w:color="A6A6A6" w:sz="4"/>
-              <w:right w:val="single" w:color="A6A6A6" w:sz="4"/>
-            </w:tcBorders>
-            <w:shd w:fill="D6E6F7" w:color="auto" w:val="clear"/>
-            <w:tcMar>
-              <w:top w:type="dxa" w:w="60"/>
-              <w:left w:type="dxa" w:w="90"/>
-              <w:bottom w:type="dxa" w:w="60"/>
-              <w:right w:type="dxa" w:w="90"/>
-            </w:tcMar>
-          </w:tcPr>
-          <w:p>
-            <w:pPr>
-              <w:keepNext/>
-              <w:spacing w:after="40"/>
-              <w:jc w:val="center"/>
-            </w:pPr>
-            <w:r>
-              <w:rPr>
-                <w:b/>
-                <w:bCs/>
-              </w:rPr>
-              <w:t xml:space="preserve">+</w:t>
-            </w:r>
-          </w:p>
-        </w:tc>
-        <w:tc>
-          <w:tcPr>
-            <w:tcW w:type="dxa" w:w="1500"/>
-            <w:tcBorders>
-              <w:top w:val="single" w:color="A6A6A6" w:sz="4"/>
-              <w:left w:val="single" w:color="A6A6A6" w:sz="4"/>
-              <w:bottom w:val="single" w:color="A6A6A6" w:sz="4"/>
-              <w:right w:val="single" w:color="A6A6A6" w:sz="4"/>
-            </w:tcBorders>
-            <w:shd w:fill="D6E6F7" w:color="auto" w:val="clear"/>
-            <w:tcMar>
-              <w:top w:type="dxa" w:w="60"/>
-              <w:left w:type="dxa" w:w="90"/>
-              <w:bottom w:type="dxa" w:w="60"/>
-              <w:right w:type="dxa" w:w="90"/>
-            </w:tcMar>
-          </w:tcPr>
-          <w:p>
-            <w:pPr>
-              <w:keepNext/>
-              <w:spacing w:after="40"/>
-              <w:jc w:val="center"/>
-            </w:pPr>
-            <w:r>
-              <w:rPr>
-                <w:b/>
-                <w:bCs/>
-              </w:rPr>
-              <w:t xml:space="preserve">+</w:t>
-            </w:r>
-          </w:p>
-        </w:tc>
-        <w:tc>
-          <w:tcPr>
-            <w:tcW w:type="dxa" w:w="1500"/>
-            <w:tcBorders>
-              <w:top w:val="single" w:color="A6A6A6" w:sz="4"/>
-              <w:left w:val="single" w:color="A6A6A6" w:sz="4"/>
-              <w:bottom w:val="single" w:color="A6A6A6" w:sz="4"/>
-              <w:right w:val="single" w:color="A6A6A6" w:sz="4"/>
-            </w:tcBorders>
-            <w:shd w:fill="FADBD0" w:color="auto" w:val="clear"/>
-            <w:tcMar>
-              <w:top w:type="dxa" w:w="60"/>
-              <w:left w:type="dxa" w:w="90"/>
-              <w:bottom w:type="dxa" w:w="60"/>
-              <w:right w:type="dxa" w:w="90"/>
-            </w:tcMar>
-          </w:tcPr>
-          <w:p>
-            <w:pPr>
-              <w:keepNext/>
-              <w:spacing w:after="40"/>
-              <w:jc w:val="center"/>
-            </w:pPr>
-            <w:r>
-              <w:rPr>
-                <w:b/>
-                <w:bCs/>
-              </w:rPr>
-              <w:t xml:space="preserve">−</w:t>
-            </w:r>
-          </w:p>
-        </w:tc>
-      </w:tr>
-      <w:tr>
-        <w:trPr>
-          <w:cantSplit/>
-        </w:trPr>
-        <w:tc>
-          <w:tcPr>
-            <w:tcW w:type="dxa" w:w="1500"/>
-            <w:tcBorders>
-              <w:top w:val="single" w:color="A6A6A6" w:sz="4"/>
-              <w:left w:val="single" w:color="A6A6A6" w:sz="4"/>
-              <w:bottom w:val="single" w:color="A6A6A6" w:sz="4"/>
-              <w:right w:val="single" w:color="A6A6A6" w:sz="4"/>
-            </w:tcBorders>
-            <w:shd w:fill="F2F2F2" w:color="auto" w:val="clear"/>
-            <w:tcMar>
-              <w:top w:type="dxa" w:w="60"/>
-              <w:left w:type="dxa" w:w="90"/>
-              <w:bottom w:type="dxa" w:w="60"/>
-              <w:right w:type="dxa" w:w="90"/>
-            </w:tcMar>
-          </w:tcPr>
-          <w:p>
-            <w:pPr>
-              <w:keepNext w:val="false"/>
-              <w:spacing w:after="40"/>
-            </w:pPr>
-            <w:r>
-              <w:rPr>
-                <w:b/>
-                <w:bCs/>
-              </w:rPr>
-              <w:t xml:space="preserve">N / D</w:t>
-            </w:r>
-          </w:p>
-        </w:tc>
-        <w:tc>
-          <w:tcPr>
-            <w:tcW w:type="dxa" w:w="1500"/>
-            <w:tcBorders>
-              <w:top w:val="single" w:color="A6A6A6" w:sz="4"/>
-              <w:left w:val="single" w:color="A6A6A6" w:sz="4"/>
-              <w:bottom w:val="single" w:color="A6A6A6" w:sz="4"/>
-              <w:right w:val="single" w:color="A6A6A6" w:sz="4"/>
-            </w:tcBorders>
-            <w:shd w:fill="FADBD0" w:color="auto" w:val="clear"/>
-            <w:tcMar>
-              <w:top w:type="dxa" w:w="60"/>
-              <w:left w:type="dxa" w:w="90"/>
-              <w:bottom w:type="dxa" w:w="60"/>
-              <w:right w:type="dxa" w:w="90"/>
-            </w:tcMar>
-          </w:tcPr>
-          <w:p>
-            <w:pPr>
-              <w:keepNext w:val="false"/>
-              <w:spacing w:after="40"/>
-              <w:jc w:val="center"/>
-            </w:pPr>
-            <w:r>
-              <w:rPr>
-                <w:b/>
-                <w:bCs/>
-              </w:rPr>
-              <w:t xml:space="preserve">−</w:t>
-            </w:r>
-          </w:p>
-        </w:tc>
-        <w:tc>
-          <w:tcPr>
-            <w:tcW w:type="dxa" w:w="1500"/>
-            <w:tcBorders>
-              <w:top w:val="single" w:color="A6A6A6" w:sz="4"/>
-              <w:left w:val="single" w:color="A6A6A6" w:sz="4"/>
-              <w:bottom w:val="single" w:color="A6A6A6" w:sz="4"/>
-              <w:right w:val="single" w:color="A6A6A6" w:sz="4"/>
-            </w:tcBorders>
-            <w:shd w:fill="D6E6F7" w:color="auto" w:val="clear"/>
-            <w:tcMar>
-              <w:top w:type="dxa" w:w="60"/>
-              <w:left w:type="dxa" w:w="90"/>
-              <w:bottom w:type="dxa" w:w="60"/>
-              <w:right w:type="dxa" w:w="90"/>
-            </w:tcMar>
-          </w:tcPr>
-          <w:p>
-            <w:pPr>
-              <w:keepNext w:val="false"/>
-              <w:spacing w:after="40"/>
-              <w:jc w:val="center"/>
-            </w:pPr>
-            <w:r>
-              <w:rPr>
-                <w:b/>
-                <w:bCs/>
-              </w:rPr>
-              <w:t xml:space="preserve">+</w:t>
-            </w:r>
-          </w:p>
-        </w:tc>
-        <w:tc>
-          <w:tcPr>
-            <w:tcW w:type="dxa" w:w="1500"/>
-            <w:tcBorders>
-              <w:top w:val="single" w:color="A6A6A6" w:sz="4"/>
-              <w:left w:val="single" w:color="A6A6A6" w:sz="4"/>
-              <w:bottom w:val="single" w:color="A6A6A6" w:sz="4"/>
-              <w:right w:val="single" w:color="A6A6A6" w:sz="4"/>
-            </w:tcBorders>
-            <w:shd w:fill="FADBD0" w:color="auto" w:val="clear"/>
-            <w:tcMar>
-              <w:top w:type="dxa" w:w="60"/>
-              <w:left w:type="dxa" w:w="90"/>
-              <w:bottom w:type="dxa" w:w="60"/>
-              <w:right w:type="dxa" w:w="90"/>
-            </w:tcMar>
-          </w:tcPr>
-          <w:p>
-            <w:pPr>
-              <w:keepNext w:val="false"/>
-              <w:spacing w:after="40"/>
-              <w:jc w:val="center"/>
-            </w:pPr>
-            <w:r>
-              <w:rPr>
-                <w:b/>
-                <w:bCs/>
-              </w:rPr>
-              <w:t xml:space="preserve">−</w:t>
-            </w:r>
-          </w:p>
-        </w:tc>
-        <w:tc>
-          <w:tcPr>
-            <w:tcW w:type="dxa" w:w="1500"/>
-            <w:tcBorders>
-              <w:top w:val="single" w:color="A6A6A6" w:sz="4"/>
-              <w:left w:val="single" w:color="A6A6A6" w:sz="4"/>
-              <w:bottom w:val="single" w:color="A6A6A6" w:sz="4"/>
-              <w:right w:val="single" w:color="A6A6A6" w:sz="4"/>
-            </w:tcBorders>
-            <w:shd w:fill="D6E6F7" w:color="auto" w:val="clear"/>
-            <w:tcMar>
-              <w:top w:type="dxa" w:w="60"/>
-              <w:left w:type="dxa" w:w="90"/>
-              <w:bottom w:type="dxa" w:w="60"/>
-              <w:right w:type="dxa" w:w="90"/>
-            </w:tcMar>
-          </w:tcPr>
-          <w:p>
-            <w:pPr>
-              <w:keepNext w:val="false"/>
-              <w:spacing w:after="40"/>
-              <w:jc w:val="center"/>
-            </w:pPr>
-            <w:r>
-              <w:rPr>
-                <w:b/>
-                <w:bCs/>
-              </w:rPr>
-              <w:t xml:space="preserve">+</w:t>
-            </w:r>
-          </w:p>
-        </w:tc>
-        <w:tc>
-          <w:tcPr>
-            <w:tcW w:type="dxa" w:w="1500"/>
-            <w:tcBorders>
-              <w:top w:val="single" w:color="A6A6A6" w:sz="4"/>
-              <w:left w:val="single" w:color="A6A6A6" w:sz="4"/>
-              <w:bottom w:val="single" w:color="A6A6A6" w:sz="4"/>
-              <w:right w:val="single" w:color="A6A6A6" w:sz="4"/>
-            </w:tcBorders>
-            <w:shd w:fill="FADBD0" w:color="auto" w:val="clear"/>
-            <w:tcMar>
-              <w:top w:type="dxa" w:w="60"/>
-              <w:left w:type="dxa" w:w="90"/>
-              <w:bottom w:type="dxa" w:w="60"/>
-              <w:right w:type="dxa" w:w="90"/>
-            </w:tcMar>
-          </w:tcPr>
-          <w:p>
-            <w:pPr>
-              <w:keepNext w:val="false"/>
-              <w:spacing w:after="40"/>
-              <w:jc w:val="center"/>
-            </w:pPr>
-            <w:r>
-              <w:rPr>
-                <w:b/>
-                <w:bCs/>
-              </w:rPr>
-              <w:t xml:space="preserve">−</w:t>
-            </w:r>
-          </w:p>
-        </w:tc>
-      </w:tr>
-    </w:tbl>
-    <w:p>
-      <w:pPr>
-        <w:spacing w:after="80"/>
-      </w:pPr>
-    </w:p>
-    <w:p>
-      <w:pPr>
         <w:keepNext w:val="false"/>
         <w:keepLines/>
         <w:pBdr>
@@ -8766,7 +8035,7 @@
       </w:r>
       <m:oMath>
         <m:r>
-          <m:t>D: −4&lt;x≤0 ∨ 3≤x&lt;4</m:t>
+          <m:t>D: 0&lt;x≤4</m:t>
         </m:r>
       </m:oMath>
     </w:p>
@@ -9337,7 +8606,7 @@
           <w:i/>
           <w:iCs/>
         </w:rPr>
-        <w:t xml:space="preserve">Fonte: pag. 20 n. 55</w:t>
+        <w:t xml:space="preserve">Fonte: pag. 20 n. 55 (eserciziario)</w:t>
       </w:r>
     </w:p>
     <w:p>
@@ -9983,7 +9252,7 @@
           <w:i/>
           <w:iCs/>
         </w:rPr>
-        <w:t xml:space="preserve">Fonte: pag. 29 n. 236</w:t>
+        <w:t xml:space="preserve">Fonte: pag. 29 n. 242 (eserciziario, ripetuto)</w:t>
       </w:r>
     </w:p>
     <w:p>
@@ -10031,22 +9300,31 @@
         <m:r>
           <m:t>y=</m:t>
         </m:r>
-        <m:sSup>
-          <m:sSupPr/>
-          <m:e>
+        <m:f>
+          <m:num>
+            <m:sSup>
+              <m:sSupPr/>
+              <m:e>
+                <m:r>
+                  <m:t>x</m:t>
+                </m:r>
+              </m:e>
+              <m:sup>
+                <m:r>
+                  <m:t>2</m:t>
+                </m:r>
+              </m:sup>
+            </m:sSup>
             <m:r>
-              <m:t>x</m:t>
+              <m:t>−25</m:t>
             </m:r>
-          </m:e>
-          <m:sup>
+          </m:num>
+          <m:den>
             <m:r>
-              <m:t>3</m:t>
+              <m:t>4−x</m:t>
             </m:r>
-          </m:sup>
-        </m:sSup>
-        <m:r>
-          <m:t>−25x</m:t>
-        </m:r>
+          </m:den>
+        </m:f>
       </m:oMath>
       <w:r>
         <w:t xml:space="preserve">.</w:t>
@@ -10191,7 +9469,7 @@
                 <w:b/>
                 <w:bCs/>
               </w:rPr>
-              <w:t xml:space="preserve">−5 / 0</w:t>
+              <w:t xml:space="preserve">−5 / 4</w:t>
             </w:r>
           </w:p>
         </w:tc>
@@ -10223,7 +9501,7 @@
                 <w:b/>
                 <w:bCs/>
               </w:rPr>
-              <w:t xml:space="preserve">0 / 5</w:t>
+              <w:t xml:space="preserve">4 / 5</w:t>
             </w:r>
           </w:p>
         </w:tc>
@@ -10291,7 +9569,7 @@
                 <w:b/>
                 <w:bCs/>
               </w:rPr>
-              <w:t xml:space="preserve">x</w:t>
+              <w:t xml:space="preserve">N</w:t>
             </w:r>
           </w:p>
         </w:tc>
@@ -10304,7 +9582,7 @@
               <w:bottom w:val="single" w:color="A6A6A6" w:sz="4"/>
               <w:right w:val="single" w:color="A6A6A6" w:sz="4"/>
             </w:tcBorders>
-            <w:shd w:fill="FADBD0" w:color="auto" w:val="clear"/>
+            <w:shd w:fill="D6E6F7" w:color="auto" w:val="clear"/>
             <w:tcMar>
               <w:top w:type="dxa" w:w="60"/>
               <w:left w:type="dxa" w:w="90"/>
@@ -10323,7 +9601,7 @@
                 <w:b/>
                 <w:bCs/>
               </w:rPr>
-              <w:t xml:space="preserve">−</w:t>
+              <w:t xml:space="preserve">+</w:t>
             </w:r>
           </w:p>
         </w:tc>
@@ -10368,7 +9646,7 @@
               <w:bottom w:val="single" w:color="A6A6A6" w:sz="4"/>
               <w:right w:val="single" w:color="A6A6A6" w:sz="4"/>
             </w:tcBorders>
-            <w:shd w:fill="D6E6F7" w:color="auto" w:val="clear"/>
+            <w:shd w:fill="FADBD0" w:color="auto" w:val="clear"/>
             <w:tcMar>
               <w:top w:type="dxa" w:w="60"/>
               <w:left w:type="dxa" w:w="90"/>
@@ -10387,7 +9665,7 @@
                 <w:b/>
                 <w:bCs/>
               </w:rPr>
-              <w:t xml:space="preserve">+</w:t>
+              <w:t xml:space="preserve">−</w:t>
             </w:r>
           </w:p>
         </w:tc>
@@ -10455,7 +9733,7 @@
                 <w:b/>
                 <w:bCs/>
               </w:rPr>
-              <w:t xml:space="preserve">x² − 25</w:t>
+              <w:t xml:space="preserve">D</w:t>
             </w:r>
           </w:p>
         </w:tc>
@@ -10500,7 +9778,7 @@
               <w:bottom w:val="single" w:color="A6A6A6" w:sz="4"/>
               <w:right w:val="single" w:color="A6A6A6" w:sz="4"/>
             </w:tcBorders>
-            <w:shd w:fill="FADBD0" w:color="auto" w:val="clear"/>
+            <w:shd w:fill="D6E6F7" w:color="auto" w:val="clear"/>
             <w:tcMar>
               <w:top w:type="dxa" w:w="60"/>
               <w:left w:type="dxa" w:w="90"/>
@@ -10519,7 +9797,7 @@
                 <w:b/>
                 <w:bCs/>
               </w:rPr>
-              <w:t xml:space="preserve">−</w:t>
+              <w:t xml:space="preserve">+</w:t>
             </w:r>
           </w:p>
         </w:tc>
@@ -10564,7 +9842,7 @@
               <w:bottom w:val="single" w:color="A6A6A6" w:sz="4"/>
               <w:right w:val="single" w:color="A6A6A6" w:sz="4"/>
             </w:tcBorders>
-            <w:shd w:fill="D6E6F7" w:color="auto" w:val="clear"/>
+            <w:shd w:fill="FADBD0" w:color="auto" w:val="clear"/>
             <w:tcMar>
               <w:top w:type="dxa" w:w="60"/>
               <w:left w:type="dxa" w:w="90"/>
@@ -10583,7 +9861,7 @@
                 <w:b/>
                 <w:bCs/>
               </w:rPr>
-              <w:t xml:space="preserve">+</w:t>
+              <w:t xml:space="preserve">−</w:t>
             </w:r>
           </w:p>
         </w:tc>
@@ -10632,7 +9910,7 @@
               <w:bottom w:val="single" w:color="A6A6A6" w:sz="4"/>
               <w:right w:val="single" w:color="A6A6A6" w:sz="4"/>
             </w:tcBorders>
-            <w:shd w:fill="FADBD0" w:color="auto" w:val="clear"/>
+            <w:shd w:fill="D6E6F7" w:color="auto" w:val="clear"/>
             <w:tcMar>
               <w:top w:type="dxa" w:w="60"/>
               <w:left w:type="dxa" w:w="90"/>
@@ -10651,7 +9929,7 @@
                 <w:b/>
                 <w:bCs/>
               </w:rPr>
-              <w:t xml:space="preserve">−</w:t>
+              <w:t xml:space="preserve">+</w:t>
             </w:r>
           </w:p>
         </w:tc>
@@ -10664,7 +9942,7 @@
               <w:bottom w:val="single" w:color="A6A6A6" w:sz="4"/>
               <w:right w:val="single" w:color="A6A6A6" w:sz="4"/>
             </w:tcBorders>
-            <w:shd w:fill="D6E6F7" w:color="auto" w:val="clear"/>
+            <w:shd w:fill="FADBD0" w:color="auto" w:val="clear"/>
             <w:tcMar>
               <w:top w:type="dxa" w:w="60"/>
               <w:left w:type="dxa" w:w="90"/>
@@ -10683,7 +9961,7 @@
                 <w:b/>
                 <w:bCs/>
               </w:rPr>
-              <w:t xml:space="preserve">+</w:t>
+              <w:t xml:space="preserve">−</w:t>
             </w:r>
           </w:p>
         </w:tc>
@@ -10696,7 +9974,7 @@
               <w:bottom w:val="single" w:color="A6A6A6" w:sz="4"/>
               <w:right w:val="single" w:color="A6A6A6" w:sz="4"/>
             </w:tcBorders>
-            <w:shd w:fill="FADBD0" w:color="auto" w:val="clear"/>
+            <w:shd w:fill="D6E6F7" w:color="auto" w:val="clear"/>
             <w:tcMar>
               <w:top w:type="dxa" w:w="60"/>
               <w:left w:type="dxa" w:w="90"/>
@@ -10715,7 +9993,7 @@
                 <w:b/>
                 <w:bCs/>
               </w:rPr>
-              <w:t xml:space="preserve">−</w:t>
+              <w:t xml:space="preserve">+</w:t>
             </w:r>
           </w:p>
         </w:tc>
@@ -10728,7 +10006,7 @@
               <w:bottom w:val="single" w:color="A6A6A6" w:sz="4"/>
               <w:right w:val="single" w:color="A6A6A6" w:sz="4"/>
             </w:tcBorders>
-            <w:shd w:fill="D6E6F7" w:color="auto" w:val="clear"/>
+            <w:shd w:fill="FADBD0" w:color="auto" w:val="clear"/>
             <w:tcMar>
               <w:top w:type="dxa" w:w="60"/>
               <w:left w:type="dxa" w:w="90"/>
@@ -10747,7 +10025,7 @@
                 <w:b/>
                 <w:bCs/>
               </w:rPr>
-              <w:t xml:space="preserve">+</w:t>
+              <w:t xml:space="preserve">−</w:t>
             </w:r>
           </w:p>
         </w:tc>
@@ -10791,7 +10069,7 @@
       </w:r>
       <m:oMath>
         <m:r>
-          <m:t>−5&lt;x&lt;0 ∨ x&gt;5</m:t>
+          <m:t>x&lt;−5 ∨ 4&lt;x&lt;5</m:t>
         </m:r>
       </m:oMath>
       <w:r>
@@ -10815,7 +10093,7 @@
       </w:r>
       <m:oMath>
         <m:r>
-          <m:t>x&lt;−5 ∨ 0&lt;x&lt;5</m:t>
+          <m:t>−5&lt;x&lt;4 ∨ x&gt;5</m:t>
         </m:r>
       </m:oMath>
     </w:p>
@@ -11368,7 +10646,7 @@
           <w:i/>
           <w:iCs/>
         </w:rPr>
-        <w:t xml:space="preserve">Fonte: pag. 36 n. 319</w:t>
+        <w:t xml:space="preserve">Fonte: pag. 36 n. 317 (ripetuto)</w:t>
       </w:r>
     </w:p>
     <w:p>
@@ -11419,18 +10697,15 @@
         <m:f>
           <m:num>
             <m:r>
-              <m:t>2x−1</m:t>
+              <m:t>4</m:t>
             </m:r>
           </m:num>
           <m:den>
             <m:r>
-              <m:t>x+1</m:t>
+              <m:t>x+2</m:t>
             </m:r>
           </m:den>
         </m:f>
-        <m:r>
-          <m:t>+1</m:t>
-        </m:r>
       </m:oMath>
       <w:r>
         <w:t xml:space="preserve">.</w:t>
@@ -11501,15 +10776,18 @@
         <m:f>
           <m:num>
             <m:r>
-              <m:t>x</m:t>
+              <m:t>4</m:t>
             </m:r>
           </m:num>
           <m:den>
             <m:r>
-              <m:t>3−x</m:t>
+              <m:t>x</m:t>
             </m:r>
           </m:den>
         </m:f>
+        <m:r>
+          <m:t>−2</m:t>
+        </m:r>
       </m:oMath>
     </w:p>
     <w:p>
@@ -12096,7 +11374,7 @@
           <w:i/>
           <w:iCs/>
         </w:rPr>
-        <w:t xml:space="preserve">Fonte: pag. 34 n. 299</w:t>
+        <w:t xml:space="preserve">Fonte: pag. 34 n. 298 (ripetuto)</w:t>
       </w:r>
     </w:p>
     <w:p>
@@ -12140,35 +11418,23 @@
         <m:f>
           <m:num>
             <m:r>
-              <m:t>5</m:t>
-            </m:r>
-          </m:num>
-          <m:den>
-            <m:r>
-              <m:t>x−3</m:t>
-            </m:r>
-          </m:den>
-        </m:f>
-      </m:oMath>
-      <w:r>
-        <w:t xml:space="preserve"> e </w:t>
-      </w:r>
-      <m:oMath>
-        <m:r>
-          <m:t>g(x)=</m:t>
-        </m:r>
-        <m:f>
-          <m:num>
-            <m:r>
               <m:t>2</m:t>
             </m:r>
           </m:num>
           <m:den>
             <m:r>
-              <m:t>x</m:t>
+              <m:t>x+1</m:t>
             </m:r>
           </m:den>
         </m:f>
+      </m:oMath>
+      <w:r>
+        <w:t xml:space="preserve"> e </w:t>
+      </w:r>
+      <m:oMath>
+        <m:r>
+          <m:t>g(x)=2x</m:t>
+        </m:r>
       </m:oMath>
       <w:r>
         <w:t xml:space="preserve">, </w:t>
@@ -12189,7 +11455,15 @@
         </m:r>
       </m:oMath>
       <w:r>
-        <w:t xml:space="preserve"> con il suo dominio.</w:t>
+        <w:t xml:space="preserve"> e </w:t>
+      </w:r>
+      <m:oMath>
+        <m:r>
+          <m:t>g∘f</m:t>
+        </m:r>
+      </m:oMath>
+      <w:r>
+        <w:t xml:space="preserve"> con il loro dominio.</w:t>
       </w:r>
     </w:p>
     <w:p>
@@ -12716,7 +11990,7 @@
           <w:i/>
           <w:iCs/>
         </w:rPr>
-        <w:t xml:space="preserve">Fonte: pag. 34 n. 303</w:t>
+        <w:t xml:space="preserve">Fonte: pag. 40 n. 352 (ripetuto)</w:t>
       </w:r>
     </w:p>
     <w:p>
@@ -12751,31 +12025,24 @@
         <w:ind w:left="200" w:right="100"/>
       </w:pPr>
       <w:r>
-        <w:t xml:space="preserve">Date </w:t>
+        <w:t xml:space="preserve">Data </w:t>
       </w:r>
       <m:oMath>
         <m:r>
           <m:t>f(x)=</m:t>
         </m:r>
-        <m:rad>
-          <m:radPr>
-            <m:degHide m:val="1"/>
-          </m:radPr>
-          <m:deg/>
-          <m:e>
+        <m:f>
+          <m:num>
             <m:r>
-              <m:t>x+k</m:t>
+              <m:t>x+a</m:t>
             </m:r>
-          </m:e>
-        </m:rad>
-      </m:oMath>
-      <w:r>
-        <w:t xml:space="preserve"> e </w:t>
-      </w:r>
-      <m:oMath>
-        <m:r>
-          <m:t>g(x)=x−1</m:t>
-        </m:r>
+          </m:num>
+          <m:den>
+            <m:r>
+              <m:t>x+b</m:t>
+            </m:r>
+          </m:den>
+        </m:f>
       </m:oMath>
       <w:r>
         <w:t xml:space="preserve">, </w:t>
@@ -12792,23 +12059,31 @@
       </w:r>
       <m:oMath>
         <m:r>
-          <m:t>k</m:t>
+          <m:t>a</m:t>
         </m:r>
       </m:oMath>
       <w:r>
-        <w:t xml:space="preserve"> in modo che il grafico di </w:t>
+        <w:t xml:space="preserve"> e </w:t>
       </w:r>
       <m:oMath>
         <m:r>
-          <m:t>g∘f</m:t>
+          <m:t>b</m:t>
         </m:r>
       </m:oMath>
       <w:r>
-        <w:t xml:space="preserve"> passi per </w:t>
+        <w:t xml:space="preserve"> in modo che il dominio sia </w:t>
       </w:r>
       <m:oMath>
         <m:r>
-          <m:t>(0; 4)</m:t>
+          <m:t>ℝ−{−3}</m:t>
+        </m:r>
+      </m:oMath>
+      <w:r>
+        <w:t xml:space="preserve"> e </w:t>
+      </w:r>
+      <m:oMath>
+        <m:r>
+          <m:t>f(0)=6</m:t>
         </m:r>
       </m:oMath>
       <w:r>
@@ -13363,7 +12638,7 @@
           <w:i/>
           <w:iCs/>
         </w:rPr>
-        <w:t xml:space="preserve">Fonte: pag. 37 n. 327</w:t>
+        <w:t xml:space="preserve">Fonte: pag. 37 n. 331 (ripetuto)</w:t>
       </w:r>
     </w:p>
     <w:p>
@@ -13398,35 +12673,14 @@
         <w:ind w:left="200" w:right="100"/>
       </w:pPr>
       <w:r>
-        <w:t xml:space="preserve">Il dominio di </w:t>
-      </w:r>
-      <m:oMath>
-        <m:r>
-          <m:t>f(x)=1−</m:t>
-        </m:r>
-        <m:rad>
-          <m:radPr/>
-          <m:deg>
-            <m:r>
-              <m:t>3</m:t>
-            </m:r>
-          </m:deg>
-          <m:e>
-            <m:r>
-              <m:t>1−x</m:t>
-            </m:r>
-          </m:e>
-        </m:rad>
-      </m:oMath>
-      <w:r>
-        <w:t xml:space="preserve"> è: </w:t>
+        <w:t xml:space="preserve">Quale funzione non è né pari né dispari? </w:t>
       </w:r>
       <w:r>
         <w:rPr>
           <w:b/>
           <w:bCs/>
         </w:rPr>
-        <w:t xml:space="preserve">motiva</w:t>
+        <w:t xml:space="preserve">Motiva</w:t>
       </w:r>
       <w:r>
         <w:t xml:space="preserve"> la risposta.</w:t>
@@ -13448,28 +12702,173 @@
       </w:r>
       <m:oMath>
         <m:r>
-          <m:t>(−∞; 1)</m:t>
+          <m:t>y=</m:t>
         </m:r>
+        <m:f>
+          <m:num>
+            <m:sSup>
+              <m:sSupPr/>
+              <m:e>
+                <m:r>
+                  <m:t>x</m:t>
+                </m:r>
+              </m:e>
+              <m:sup>
+                <m:r>
+                  <m:t>3</m:t>
+                </m:r>
+              </m:sup>
+            </m:sSup>
+          </m:num>
+          <m:den>
+            <m:sSup>
+              <m:sSupPr/>
+              <m:e>
+                <m:r>
+                  <m:t>x</m:t>
+                </m:r>
+              </m:e>
+              <m:sup>
+                <m:r>
+                  <m:t>2</m:t>
+                </m:r>
+              </m:sup>
+            </m:sSup>
+            <m:r>
+              <m:t>+1</m:t>
+            </m:r>
+          </m:den>
+        </m:f>
       </m:oMath>
       <w:r>
         <w:t xml:space="preserve">    B </w:t>
       </w:r>
       <m:oMath>
         <m:r>
-          <m:t>ℝ</m:t>
+          <m:t>y=</m:t>
         </m:r>
+        <m:f>
+          <m:num>
+            <m:sSup>
+              <m:sSupPr/>
+              <m:e>
+                <m:r>
+                  <m:t>x</m:t>
+                </m:r>
+              </m:e>
+              <m:sup>
+                <m:r>
+                  <m:t>2</m:t>
+                </m:r>
+              </m:sup>
+            </m:sSup>
+          </m:num>
+          <m:den>
+            <m:sSup>
+              <m:sSupPr/>
+              <m:e>
+                <m:r>
+                  <m:t>x</m:t>
+                </m:r>
+              </m:e>
+              <m:sup>
+                <m:r>
+                  <m:t>2</m:t>
+                </m:r>
+              </m:sup>
+            </m:sSup>
+            <m:r>
+              <m:t>+1</m:t>
+            </m:r>
+          </m:den>
+        </m:f>
       </m:oMath>
       <w:r>
         <w:t xml:space="preserve">    C </w:t>
       </w:r>
       <m:oMath>
         <m:r>
-          <m:t>(1; +∞)</m:t>
+          <m:t>y=</m:t>
         </m:r>
+        <m:f>
+          <m:num>
+            <m:sSup>
+              <m:sSupPr/>
+              <m:e>
+                <m:r>
+                  <m:t>x</m:t>
+                </m:r>
+              </m:e>
+              <m:sup>
+                <m:r>
+                  <m:t>2</m:t>
+                </m:r>
+              </m:sup>
+            </m:sSup>
+          </m:num>
+          <m:den>
+            <m:sSup>
+              <m:sSupPr/>
+              <m:e>
+                <m:r>
+                  <m:t>x</m:t>
+                </m:r>
+              </m:e>
+              <m:sup>
+                <m:r>
+                  <m:t>3</m:t>
+                </m:r>
+              </m:sup>
+            </m:sSup>
+            <m:r>
+              <m:t>+1</m:t>
+            </m:r>
+          </m:den>
+        </m:f>
       </m:oMath>
       <w:r>
-        <w:t xml:space="preserve">    D l’insieme vuoto</w:t>
-      </w:r>
+        <w:t xml:space="preserve">    D </w:t>
+      </w:r>
+      <m:oMath>
+        <m:r>
+          <m:t>y=</m:t>
+        </m:r>
+        <m:f>
+          <m:num>
+            <m:sSup>
+              <m:sSupPr/>
+              <m:e>
+                <m:r>
+                  <m:t>x</m:t>
+                </m:r>
+              </m:e>
+              <m:sup>
+                <m:r>
+                  <m:t>3</m:t>
+                </m:r>
+              </m:sup>
+            </m:sSup>
+          </m:num>
+          <m:den>
+            <m:sSup>
+              <m:sSupPr/>
+              <m:e>
+                <m:r>
+                  <m:t>x</m:t>
+                </m:r>
+              </m:e>
+              <m:sup>
+                <m:r>
+                  <m:t>2</m:t>
+                </m:r>
+              </m:sup>
+            </m:sSup>
+            <m:r>
+              <m:t>−1</m:t>
+            </m:r>
+          </m:den>
+        </m:f>
+      </m:oMath>
     </w:p>
     <w:p>
       <w:pPr>
